--- a/atelier/atelier_129.docx
+++ b/atelier/atelier_129.docx
@@ -364,7 +364,7 @@
                 <w:b w:val="false"/>
                 <w:bCs w:val="false"/>
               </w:rPr>
-              <w:t xml:space="preserve">La squad (Dev + Ops), écran partagé, plusieurs .gitlab-ci.yml de la squad</w:t>
+              <w:t xml:space="preserve">La squad (Dev + Ops), écran partagé, plusieurs.gitlab-ci.yml de la squad</w:t>
             </w:r>
           </w:p>
         </w:tc>
@@ -474,7 +474,7 @@
                 <w:b w:val="false"/>
                 <w:bCs w:val="false"/>
               </w:rPr>
-              <w:t xml:space="preserve">CI traitée comme du code (#128)</w:t>
+              <w:t xml:space="preserve">CI traitée comme du code</w:t>
             </w:r>
           </w:p>
         </w:tc>
@@ -493,7 +493,7 @@
         <w:spacing w:after="120"/>
       </w:pPr>
       <w:r>
-        <w:t xml:space="preserve">Quand une squad gère plusieurs projets, ou quand un .gitlab-ci.yml grandit, la duplication s’installe : le même stage de build, le même job de test, les mêmes règles, copiés-collés d’un projet à l’autre ou répétés dans le fichier. Le problème classique du copier-coller : une correction doit être reportée partout à la main, on en oublie, les CI divergent, et la maintenance devient un cauchemar. Le sujet de cet atelier est de factoriser : extraire les parties communes en templates partagés, que chaque pipeline inclut (include) ou dont il hérite (extends). Une seule définition, réutilisée partout — une correction au bon endroit se propage à tous. On applique au .gitlab-ci.yml le principe DRY (Don’t Repeat Yourself) qu’on applique déjà au code.</w:t>
+        <w:t xml:space="preserve">Quand une squad gère plusieurs projets, ou quand un.gitlab-ci.yml grandit, la duplication s’installe : le même stage de build, le même job de test, les mêmes règles, copiés-collés d’un projet à l’autre ou répétés dans le fichier. Le problème classique du copier-coller : une correction doit être reportée partout à la main, on en oublie, les CI divergent, et la maintenance devient un cauchemar. Le sujet de cet atelier est de factoriser : extraire les parties communes en templates partagés, que chaque pipeline inclut (include) ou dont il hérite (extends). Une seule définition, réutilisée partout — une correction au bon endroit se propage à tous. On applique au.gitlab-ci.yml le principe DRY (Don’t Repeat Yourself) qu’on applique déjà au code.</w:t>
       </w:r>
     </w:p>
     <w:p>
@@ -553,7 +553,7 @@
         <w:spacing w:after="80"/>
       </w:pPr>
       <w:r>
-        <w:t xml:space="preserve">Une CI factorisée est plus lisible : un .gitlab-ci.yml qui inclut des templates clairs (« build », « test », « sécu ») se lit comme un sommaire, au lieu d’un long fichier répétitif. La factorisation sert aussi la lisibilité, donc la maintenabilité (cf. #128).</w:t>
+        <w:t xml:space="preserve">Une CI factorisée est plus lisible : un.gitlab-ci.yml qui inclut des templates clairs (« build », « test », « sécu ») se lit comme un sommaire, au lieu d’un long fichier répétitif. La factorisation sert aussi la lisibilité, donc la maintenabilité (cf.).</w:t>
       </w:r>
     </w:p>
     <w:p>
@@ -624,47 +624,47 @@
                 <w:sz w:val="18"/>
                 <w:szCs w:val="18"/>
               </w:rPr>
-              <w:t xml:space="preserve">  # Template partagé (ex. dans un repo dédié ou un fichier)</w:t>
-            </w:r>
-          </w:p>
-          <w:p>
-            <w:r>
-              <w:rPr>
-                <w:rFonts w:ascii="Consolas" w:cs="Consolas" w:eastAsia="Consolas" w:hAnsi="Consolas"/>
-                <w:sz w:val="18"/>
-                <w:szCs w:val="18"/>
-              </w:rPr>
-              <w:t xml:space="preserve">  # .ci-templates/build.yml :</w:t>
-            </w:r>
-          </w:p>
-          <w:p>
-            <w:r>
-              <w:rPr>
-                <w:rFonts w:ascii="Consolas" w:cs="Consolas" w:eastAsia="Consolas" w:hAnsi="Consolas"/>
-                <w:sz w:val="18"/>
-                <w:szCs w:val="18"/>
-              </w:rPr>
-              <w:t xml:space="preserve">  .build-template:</w:t>
-            </w:r>
-          </w:p>
-          <w:p>
-            <w:r>
-              <w:rPr>
-                <w:rFonts w:ascii="Consolas" w:cs="Consolas" w:eastAsia="Consolas" w:hAnsi="Consolas"/>
-                <w:sz w:val="18"/>
-                <w:szCs w:val="18"/>
-              </w:rPr>
-              <w:t xml:space="preserve">    stage: build</w:t>
-            </w:r>
-          </w:p>
-          <w:p>
-            <w:r>
-              <w:rPr>
-                <w:rFonts w:ascii="Consolas" w:cs="Consolas" w:eastAsia="Consolas" w:hAnsi="Consolas"/>
-                <w:sz w:val="18"/>
-                <w:szCs w:val="18"/>
-              </w:rPr>
-              <w:t xml:space="preserve">    script: [ &lt;commande de build&gt; ]</w:t>
+              <w:t xml:space="preserve"> # Template partagé (ex. dans un repo dédié ou un fichier)</w:t>
+            </w:r>
+          </w:p>
+          <w:p>
+            <w:r>
+              <w:rPr>
+                <w:rFonts w:ascii="Consolas" w:cs="Consolas" w:eastAsia="Consolas" w:hAnsi="Consolas"/>
+                <w:sz w:val="18"/>
+                <w:szCs w:val="18"/>
+              </w:rPr>
+              <w:t xml:space="preserve"> #.ci-templates/build.yml :</w:t>
+            </w:r>
+          </w:p>
+          <w:p>
+            <w:r>
+              <w:rPr>
+                <w:rFonts w:ascii="Consolas" w:cs="Consolas" w:eastAsia="Consolas" w:hAnsi="Consolas"/>
+                <w:sz w:val="18"/>
+                <w:szCs w:val="18"/>
+              </w:rPr>
+              <w:t xml:space="preserve">.build-template:</w:t>
+            </w:r>
+          </w:p>
+          <w:p>
+            <w:r>
+              <w:rPr>
+                <w:rFonts w:ascii="Consolas" w:cs="Consolas" w:eastAsia="Consolas" w:hAnsi="Consolas"/>
+                <w:sz w:val="18"/>
+                <w:szCs w:val="18"/>
+              </w:rPr>
+              <w:t xml:space="preserve"> stage: build</w:t>
+            </w:r>
+          </w:p>
+          <w:p>
+            <w:r>
+              <w:rPr>
+                <w:rFonts w:ascii="Consolas" w:cs="Consolas" w:eastAsia="Consolas" w:hAnsi="Consolas"/>
+                <w:sz w:val="18"/>
+                <w:szCs w:val="18"/>
+              </w:rPr>
+              <w:t xml:space="preserve"> script: [ &lt;commande de build&gt; ]</w:t>
             </w:r>
           </w:p>
           <w:p>
@@ -684,37 +684,37 @@
                 <w:sz w:val="18"/>
                 <w:szCs w:val="18"/>
               </w:rPr>
-              <w:t xml:space="preserve">  # Dans le .gitlab-ci.yml du projet :</w:t>
-            </w:r>
-          </w:p>
-          <w:p>
-            <w:r>
-              <w:rPr>
-                <w:rFonts w:ascii="Consolas" w:cs="Consolas" w:eastAsia="Consolas" w:hAnsi="Consolas"/>
-                <w:sz w:val="18"/>
-                <w:szCs w:val="18"/>
-              </w:rPr>
-              <w:t xml:space="preserve">  include:</w:t>
-            </w:r>
-          </w:p>
-          <w:p>
-            <w:r>
-              <w:rPr>
-                <w:rFonts w:ascii="Consolas" w:cs="Consolas" w:eastAsia="Consolas" w:hAnsi="Consolas"/>
-                <w:sz w:val="18"/>
-                <w:szCs w:val="18"/>
-              </w:rPr>
-              <w:t xml:space="preserve">    - project: 'mon-groupe/ci-templates'</w:t>
-            </w:r>
-          </w:p>
-          <w:p>
-            <w:r>
-              <w:rPr>
-                <w:rFonts w:ascii="Consolas" w:cs="Consolas" w:eastAsia="Consolas" w:hAnsi="Consolas"/>
-                <w:sz w:val="18"/>
-                <w:szCs w:val="18"/>
-              </w:rPr>
-              <w:t xml:space="preserve">      file: '/build.yml'</w:t>
+              <w:t xml:space="preserve"> # Dans le.gitlab-ci.yml du projet :</w:t>
+            </w:r>
+          </w:p>
+          <w:p>
+            <w:r>
+              <w:rPr>
+                <w:rFonts w:ascii="Consolas" w:cs="Consolas" w:eastAsia="Consolas" w:hAnsi="Consolas"/>
+                <w:sz w:val="18"/>
+                <w:szCs w:val="18"/>
+              </w:rPr>
+              <w:t xml:space="preserve"> include:</w:t>
+            </w:r>
+          </w:p>
+          <w:p>
+            <w:r>
+              <w:rPr>
+                <w:rFonts w:ascii="Consolas" w:cs="Consolas" w:eastAsia="Consolas" w:hAnsi="Consolas"/>
+                <w:sz w:val="18"/>
+                <w:szCs w:val="18"/>
+              </w:rPr>
+              <w:t xml:space="preserve"> - project: 'mon-groupe/ci-templates'</w:t>
+            </w:r>
+          </w:p>
+          <w:p>
+            <w:r>
+              <w:rPr>
+                <w:rFonts w:ascii="Consolas" w:cs="Consolas" w:eastAsia="Consolas" w:hAnsi="Consolas"/>
+                <w:sz w:val="18"/>
+                <w:szCs w:val="18"/>
+              </w:rPr>
+              <w:t xml:space="preserve"> file: '/build.yml'</w:t>
             </w:r>
           </w:p>
           <w:p>
@@ -734,17 +734,17 @@
                 <w:sz w:val="18"/>
                 <w:szCs w:val="18"/>
               </w:rPr>
-              <w:t xml:space="preserve">  build-job:</w:t>
-            </w:r>
-          </w:p>
-          <w:p>
-            <w:r>
-              <w:rPr>
-                <w:rFonts w:ascii="Consolas" w:cs="Consolas" w:eastAsia="Consolas" w:hAnsi="Consolas"/>
-                <w:sz w:val="18"/>
-                <w:szCs w:val="18"/>
-              </w:rPr>
-              <w:t xml:space="preserve">    extends: .build-template    # hérite du template</w:t>
+              <w:t xml:space="preserve"> build-job:</w:t>
+            </w:r>
+          </w:p>
+          <w:p>
+            <w:r>
+              <w:rPr>
+                <w:rFonts w:ascii="Consolas" w:cs="Consolas" w:eastAsia="Consolas" w:hAnsi="Consolas"/>
+                <w:sz w:val="18"/>
+                <w:szCs w:val="18"/>
+              </w:rPr>
+              <w:t xml:space="preserve"> extends:.build-template # hérite du template</w:t>
             </w:r>
           </w:p>
           <w:p>
@@ -764,17 +764,17 @@
                 <w:sz w:val="18"/>
                 <w:szCs w:val="18"/>
               </w:rPr>
-              <w:t xml:space="preserve">  -&gt; une seule définition du build, réutilisée partout.</w:t>
-            </w:r>
-          </w:p>
-          <w:p>
-            <w:r>
-              <w:rPr>
-                <w:rFonts w:ascii="Consolas" w:cs="Consolas" w:eastAsia="Consolas" w:hAnsi="Consolas"/>
-                <w:sz w:val="18"/>
-                <w:szCs w:val="18"/>
-              </w:rPr>
-              <w:t xml:space="preserve">     Corriger le template = corriger tous les projets.</w:t>
+              <w:t xml:space="preserve"> -&gt; une seule définition du build, réutilisée partout.</w:t>
+            </w:r>
+          </w:p>
+          <w:p>
+            <w:r>
+              <w:rPr>
+                <w:rFonts w:ascii="Consolas" w:cs="Consolas" w:eastAsia="Consolas" w:hAnsi="Consolas"/>
+                <w:sz w:val="18"/>
+                <w:szCs w:val="18"/>
+              </w:rPr>
+              <w:t xml:space="preserve"> Corriger le template = corriger tous les projets.</w:t>
             </w:r>
           </w:p>
         </w:tc>
@@ -790,7 +790,7 @@
         <w:spacing w:after="80"/>
       </w:pPr>
       <w:r>
-        <w:t xml:space="preserve">Repérer ce qui est dupliqué : passer en revue les .gitlab-ci.yml de la squad (ou les répétitions dans un même fichier) et identifier les stages/jobs/règles communs. Ce qui se répète est candidat à la factorisation.</w:t>
+        <w:t xml:space="preserve">Repérer ce qui est dupliqué : passer en revue les.gitlab-ci.yml de la squad (ou les répétitions dans un même fichier) et identifier les stages/jobs/règles communs. Ce qui se répète est candidat à la factorisation.</w:t>
       </w:r>
     </w:p>
     <w:p>
@@ -1121,7 +1121,7 @@
         <w:spacing w:after="120"/>
       </w:pPr>
       <w:r>
-        <w:t xml:space="preserve">La CI est désormais factorisée et maintenable. Reste #130 (tester la CI sur branche avant merge — valider une modification de pipeline avant qu’elle n’atteigne main), qui clôt P05. Les templates posés ici facilitent aussi la diffusion des stages de qualité de P04 à tous les projets.</w:t>
+        <w:t xml:space="preserve">La CI est désormais factorisée et maintenable. Reste (tester la CI sur branche avant merge — valider une modification de pipeline avant qu’elle n’atteigne main), qui clôt P05. Les templates posés ici facilitent aussi la diffusion des stages de qualité de P04 à tous les projets.</w:t>
       </w:r>
     </w:p>
     <w:p>
